--- a/docs/项目详细介绍与结项第2-4部分补充.docx
+++ b/docs/项目详细介绍与结项第2-4部分补充.docx
@@ -53,7 +53,7 @@
           <w:b w:val="0"/>
           <w:sz w:val="20"/>
         </w:rPr>
-        <w:t>结构：前半为项目详细介绍（可直接用于说明书/答辩开篇）；后半为第 2、3、4 部分关键词与信息补充，供组员扩写。</w:t>
+        <w:t>结构：前半为项目详细介绍（含架构/链路图）；后半为第 2、3、4 部分关键词与信息补充。</w:t>
       </w:r>
     </w:p>
     <w:p>
@@ -120,7 +120,7 @@
           <w:b w:val="0"/>
           <w:sz w:val="24"/>
         </w:rPr>
-        <w:t>传统网课回放多为「整段视频 + 静态课件」，缺少细粒度时间索引与可追溯答疑。本项目将 ASR、OCR、时间轴与 RAG 串成一条可工程化交付的链路，使「听到的」与「看到的」在同一时间坐标系下可检索、可跳转、可引用，从而提升复习效率与答疑质量。项目坚持契约优先与 fixture 降级，适配教学团队在普通开发机上的联调与答辩演示。</w:t>
+        <w:t>传统网课回放多为「整段视频 + 静态课件」，缺少细粒度时间索引与可追溯答疑。本项目将 ASR、OCR、时间轴与 RAG 串成一条可工程化交付的链路，使「听到的」与「看到的」在同一时间坐标系下可检索、可跳转、可引用，从而提升复习效率与答疑质量。</w:t>
       </w:r>
     </w:p>
     <w:p>
@@ -217,7 +217,7 @@
           <w:b w:val="0"/>
           <w:sz w:val="24"/>
         </w:rPr>
-        <w:t>前端：Web 课程列表/详情（字幕、时间轴、PPT、问答面板）；小程序列表与问答骨架。</w:t>
+        <w:t>前端：Web 课程列表/详情；小程序列表与问答骨架。</w:t>
       </w:r>
     </w:p>
     <w:p>
@@ -244,33 +244,115 @@
           <w:b w:val="0"/>
           <w:sz w:val="24"/>
         </w:rPr>
-        <w:t>后端采用 FastAPI，前端为 Vue3 + Vite，小程序为 UniApp。基础设施通过 Docker Compose 提供 PostgreSQL（默认主机端口 5435）、Redis 与 MinIO。对象存储承载媒体文件；关系库承载 Course/Job 等业务实体；异步任务当前以 BackgroundTasks 触发 Worker，后续可演进为独立队列。API 契约以 OpenAPI（/docs）为准。</w:t>
+        <w:t>后端 FastAPI，前端 Vue3 + Vite，小程序 UniApp。Docker Compose 提供 PostgreSQL（主机端口 5435）、Redis 与 MinIO。异步任务当前以 BackgroundTasks 触发 Worker，后续可演进为独立队列。</w:t>
       </w:r>
     </w:p>
     <w:p>
       <w:pPr>
-        <w:spacing w:line="360" w:lineRule="auto" w:after="120"/>
+        <w:spacing w:before="160"/>
+        <w:jc w:val="center"/>
       </w:pPr>
       <w:r>
-        <w:rPr>
-          <w:rFonts w:ascii="宋体" w:hAnsi="宋体" w:eastAsia="宋体"/>
-          <w:b w:val="0"/>
-          <w:sz w:val="24"/>
-        </w:rPr>
-        <w:t>逻辑分层示意：</w:t>
+        <w:drawing>
+          <wp:inline xmlns:a="http://schemas.openxmlformats.org/drawingml/2006/main" xmlns:pic="http://schemas.openxmlformats.org/drawingml/2006/picture">
+            <wp:extent cx="5303520" cy="2968025"/>
+            <wp:docPr id="1" name="Picture 1"/>
+            <wp:cNvGraphicFramePr>
+              <a:graphicFrameLocks noChangeAspect="1"/>
+            </wp:cNvGraphicFramePr>
+            <a:graphic>
+              <a:graphicData uri="http://schemas.openxmlformats.org/drawingml/2006/picture">
+                <pic:pic>
+                  <pic:nvPicPr>
+                    <pic:cNvPr id="0" name="01-architecture.png"/>
+                    <pic:cNvPicPr/>
+                  </pic:nvPicPr>
+                  <pic:blipFill>
+                    <a:blip r:embed="rId9"/>
+                    <a:stretch>
+                      <a:fillRect/>
+                    </a:stretch>
+                  </pic:blipFill>
+                  <pic:spPr>
+                    <a:xfrm>
+                      <a:off x="0" y="0"/>
+                      <a:ext cx="5303520" cy="2968025"/>
+                    </a:xfrm>
+                    <a:prstGeom prst="rect"/>
+                  </pic:spPr>
+                </pic:pic>
+              </a:graphicData>
+            </a:graphic>
+          </wp:inline>
+        </w:drawing>
       </w:r>
     </w:p>
     <w:p>
       <w:pPr>
-        <w:spacing w:line="360" w:lineRule="auto" w:after="120"/>
+        <w:spacing w:after="200"/>
+        <w:jc w:val="center"/>
       </w:pPr>
       <w:r>
         <w:rPr>
-          <w:rFonts w:ascii="宋体" w:hAnsi="宋体" w:eastAsia="宋体"/>
+          <w:rFonts w:ascii="楷体" w:hAnsi="楷体" w:eastAsia="楷体"/>
           <w:b w:val="0"/>
-          <w:sz w:val="24"/>
+          <w:sz w:val="20"/>
         </w:rPr>
-        <w:t>Web / miniapp → FastAPI（upload / courses / jobs / timeline / ask）→ PostgreSQL + MinIO +（可选）Redis；Worker → multimedia（ffmpeg / ASR / OCR）→ timeline / RAG。</w:t>
+        <w:t>图A-1 系统架构总览</w:t>
+      </w:r>
+    </w:p>
+    <w:p>
+      <w:pPr>
+        <w:spacing w:before="160"/>
+        <w:jc w:val="center"/>
+      </w:pPr>
+      <w:r>
+        <w:drawing>
+          <wp:inline xmlns:a="http://schemas.openxmlformats.org/drawingml/2006/main" xmlns:pic="http://schemas.openxmlformats.org/drawingml/2006/picture">
+            <wp:extent cx="5303520" cy="1648994"/>
+            <wp:docPr id="2" name="Picture 2"/>
+            <wp:cNvGraphicFramePr>
+              <a:graphicFrameLocks noChangeAspect="1"/>
+            </wp:cNvGraphicFramePr>
+            <a:graphic>
+              <a:graphicData uri="http://schemas.openxmlformats.org/drawingml/2006/picture">
+                <pic:pic>
+                  <pic:nvPicPr>
+                    <pic:cNvPr id="0" name="02-data-pipeline.png"/>
+                    <pic:cNvPicPr/>
+                  </pic:nvPicPr>
+                  <pic:blipFill>
+                    <a:blip r:embed="rId10"/>
+                    <a:stretch>
+                      <a:fillRect/>
+                    </a:stretch>
+                  </pic:blipFill>
+                  <pic:spPr>
+                    <a:xfrm>
+                      <a:off x="0" y="0"/>
+                      <a:ext cx="5303520" cy="1648994"/>
+                    </a:xfrm>
+                    <a:prstGeom prst="rect"/>
+                  </pic:spPr>
+                </pic:pic>
+              </a:graphicData>
+            </a:graphic>
+          </wp:inline>
+        </w:drawing>
+      </w:r>
+    </w:p>
+    <w:p>
+      <w:pPr>
+        <w:spacing w:after="200"/>
+        <w:jc w:val="center"/>
+      </w:pPr>
+      <w:r>
+        <w:rPr>
+          <w:rFonts w:ascii="楷体" w:hAnsi="楷体" w:eastAsia="楷体"/>
+          <w:b w:val="0"/>
+          <w:sz w:val="20"/>
+        </w:rPr>
+        <w:t>图A-2 数据处理链路</w:t>
       </w:r>
     </w:p>
     <w:p>
@@ -325,7 +407,7 @@
           <w:b w:val="0"/>
           <w:sz w:val="24"/>
         </w:rPr>
-        <w:t>MILE-2 Web 接真 timeline/ask：骨架已完成（Issue #7 仍 open，待关验收标准）。</w:t>
+        <w:t>MILE-2 Web 接真 timeline/ask：骨架已完成（Issue #7 仍 open）。</w:t>
       </w:r>
     </w:p>
     <w:p>
@@ -367,7 +449,7 @@
           <w:b w:val="0"/>
           <w:sz w:val="24"/>
         </w:rPr>
-        <w:t>人工验收（2026-08-14）：有条件通过；详见 docs/ACCEPTANCE_ZHIXUE.md。</w:t>
+        <w:t>人工验收（2026-08-14）：有条件通过；见 ACCEPTANCE_ZHIXUE.md。</w:t>
       </w:r>
     </w:p>
     <w:p>
@@ -394,7 +476,7 @@
           <w:b w:val="0"/>
           <w:sz w:val="24"/>
         </w:rPr>
-        <w:t>本地：docker compose up -d 后启动 uvicorn（8000）与 npm run dev（5173）。上传联调默认使用 mp4。演示路径建议：健康检查 → 课程列表 → 进入课程 → 刷新/注入 timeline → 提问。系统当前无账号登录体系，答辩表述需与此一致。Release 标签：zhixue-mile2。</w:t>
+        <w:t>本地：docker compose up -d 后启动 uvicorn（8000）与 npm run dev（5173）。上传联调默认 mp4。演示：健康检查 → 课程列表 → 进入课程 → timeline → 提问。无账号登录。Release：zhixue-mile2。</w:t>
       </w:r>
     </w:p>
     <w:p>
@@ -435,7 +517,7 @@
           <w:b w:val="0"/>
           <w:sz w:val="24"/>
         </w:rPr>
-        <w:t>不宣称生产级 WhisperX / 正式向量 RAG 已默认上线（除非后续文档改写并验收）。</w:t>
+        <w:t>不宣称生产级 WhisperX / 正式向量 RAG 已默认上线。</w:t>
       </w:r>
     </w:p>
     <w:p>
@@ -449,7 +531,7 @@
           <w:b w:val="0"/>
           <w:sz w:val="24"/>
         </w:rPr>
-        <w:t>视频区可为模拟播放器占位；真实流媒体播放为增强项。</w:t>
+        <w:t>视频区可为模拟播放器占位。</w:t>
       </w:r>
     </w:p>
     <w:p>
@@ -571,7 +653,7 @@
           <w:b w:val="0"/>
           <w:sz w:val="24"/>
         </w:rPr>
-        <w:t>Worker / BackgroundTasks · media_key</w:t>
+        <w:t>Worker · FFmpeg 16kHz · ASR/OCR · fixture 降级</w:t>
       </w:r>
     </w:p>
     <w:p>
@@ -585,7 +667,20 @@
           <w:b w:val="0"/>
           <w:sz w:val="24"/>
         </w:rPr>
-        <w:t>FFmpeg 16kHz mono · ASR · OCR · schema 对齐</w:t>
+        <w:t>timeline / ask 课程隔离 · pytest · Release zhixue-mile2</w:t>
+      </w:r>
+    </w:p>
+    <w:p>
+      <w:pPr>
+        <w:pStyle w:val="Heading2"/>
+      </w:pPr>
+      <w:r>
+        <w:rPr>
+          <w:rFonts w:ascii="黑体" w:hAnsi="黑体" w:eastAsia="黑体"/>
+          <w:b/>
+          <w:sz w:val="28"/>
+        </w:rPr>
+        <w:t>2.3 信息补充</w:t>
       </w:r>
     </w:p>
     <w:p>
@@ -599,7 +694,7 @@
           <w:b w:val="0"/>
           <w:sz w:val="24"/>
         </w:rPr>
-        <w:t>ZHIXUE_ASR_BACKEND=fixture 降级</w:t>
+        <w:t>架构与链路图见上文图A-1、图A-2；公式见《第1部分》式(1)–(13)或公式排版图。</w:t>
       </w:r>
     </w:p>
     <w:p>
@@ -613,7 +708,7 @@
           <w:b w:val="0"/>
           <w:sz w:val="24"/>
         </w:rPr>
-        <w:t>timeline / from-fixture · ask 课程隔离</w:t>
+        <w:t>转写契约：backend/app/schemas/transcript.py。</w:t>
       </w:r>
     </w:p>
     <w:p>
@@ -627,20 +722,7 @@
           <w:b w:val="0"/>
           <w:sz w:val="24"/>
         </w:rPr>
-        <w:t>pytest 契约测试 · Release zhixue-mile2</w:t>
-      </w:r>
-    </w:p>
-    <w:p>
-      <w:pPr>
-        <w:pStyle w:val="Heading2"/>
-      </w:pPr>
-      <w:r>
-        <w:rPr>
-          <w:rFonts w:ascii="黑体" w:hAnsi="黑体" w:eastAsia="黑体"/>
-          <w:b/>
-          <w:sz w:val="28"/>
-        </w:rPr>
-        <w:t>2.3 信息补充（可写入正文的事实）</w:t>
+        <w:t>ask 路径：POST /api/v1/courses/{id}/ask。</w:t>
       </w:r>
     </w:p>
     <w:p>
@@ -654,91 +736,7 @@
           <w:b w:val="0"/>
           <w:sz w:val="24"/>
         </w:rPr>
-        <w:t>目录：backend/（API+服务+Worker）、web/、miniapp/、docker-compose.yml、docs/。</w:t>
-      </w:r>
-    </w:p>
-    <w:p>
-      <w:pPr>
-        <w:pStyle w:val="ListBullet"/>
-        <w:spacing w:line="360" w:lineRule="auto"/>
-      </w:pPr>
-      <w:r>
-        <w:rPr>
-          <w:rFonts w:ascii="宋体" w:hAnsi="宋体" w:eastAsia="宋体"/>
-          <w:b w:val="0"/>
-          <w:sz w:val="24"/>
-        </w:rPr>
-        <w:t>上传样例：lecture.mp4 / video/mp4；API 未做扩展名强制校验。</w:t>
-      </w:r>
-    </w:p>
-    <w:p>
-      <w:pPr>
-        <w:pStyle w:val="ListBullet"/>
-        <w:spacing w:line="360" w:lineRule="auto"/>
-      </w:pPr>
-      <w:r>
-        <w:rPr>
-          <w:rFonts w:ascii="宋体" w:hAnsi="宋体" w:eastAsia="宋体"/>
-          <w:b w:val="0"/>
-          <w:sz w:val="24"/>
-        </w:rPr>
-        <w:t>转写契约：backend/app/schemas/transcript.py（TranscriptResult / OcrResult）。</w:t>
-      </w:r>
-    </w:p>
-    <w:p>
-      <w:pPr>
-        <w:pStyle w:val="ListBullet"/>
-        <w:spacing w:line="360" w:lineRule="auto"/>
-      </w:pPr>
-      <w:r>
-        <w:rPr>
-          <w:rFonts w:ascii="宋体" w:hAnsi="宋体" w:eastAsia="宋体"/>
-          <w:b w:val="0"/>
-          <w:sz w:val="24"/>
-        </w:rPr>
-        <w:t>ask 路径必须为 POST /api/v1/courses/{id}/ask。</w:t>
-      </w:r>
-    </w:p>
-    <w:p>
-      <w:pPr>
-        <w:pStyle w:val="ListBullet"/>
-        <w:spacing w:line="360" w:lineRule="auto"/>
-      </w:pPr>
-      <w:r>
-        <w:rPr>
-          <w:rFonts w:ascii="宋体" w:hAnsi="宋体" w:eastAsia="宋体"/>
-          <w:b w:val="0"/>
-          <w:sz w:val="24"/>
-        </w:rPr>
-        <w:t>协作文档：TEAM_ASSIGNMENT.md、COLLABORATION.md、BACKLOG.md、OWNER_VS_TEAM.md。</w:t>
-      </w:r>
-    </w:p>
-    <w:p>
-      <w:pPr>
-        <w:pStyle w:val="ListBullet"/>
-        <w:spacing w:line="360" w:lineRule="auto"/>
-      </w:pPr>
-      <w:r>
-        <w:rPr>
-          <w:rFonts w:ascii="宋体" w:hAnsi="宋体" w:eastAsia="宋体"/>
-          <w:b w:val="0"/>
-          <w:sz w:val="24"/>
-        </w:rPr>
-        <w:t>质量门禁：backend pytest；禁止把 node_modules/.venv/大媒体样例无 Git。</w:t>
-      </w:r>
-    </w:p>
-    <w:p>
-      <w:pPr>
-        <w:pStyle w:val="ListBullet"/>
-        <w:spacing w:line="360" w:lineRule="auto"/>
-      </w:pPr>
-      <w:r>
-        <w:rPr>
-          <w:rFonts w:ascii="宋体" w:hAnsi="宋体" w:eastAsia="宋体"/>
-          <w:b w:val="0"/>
-          <w:sz w:val="24"/>
-        </w:rPr>
-        <w:t>已知限制：无登录；视频可为模拟区；RAG 仍可为占位；Issue #6/#7、PR #13 待收尾。</w:t>
+        <w:t>已知限制：无登录；占位 RAG；Issue #6/#7；PR #13。</w:t>
       </w:r>
     </w:p>
     <w:p>
@@ -765,7 +763,7 @@
           <w:b w:val="0"/>
           <w:sz w:val="24"/>
         </w:rPr>
-        <w:t>1. 总体架构图与模块职责（A Web / B miniapp / C 多媒体 / D Job / 负责人 API+RAG）</w:t>
+        <w:t>1. 总体架构图与模块职责</w:t>
       </w:r>
     </w:p>
     <w:p>
@@ -779,7 +777,7 @@
           <w:b w:val="0"/>
           <w:sz w:val="24"/>
         </w:rPr>
-        <w:t>2. 上传与对象存储、Job 生命周期</w:t>
+        <w:t>2. 上传、Job 与多媒体流水线</w:t>
       </w:r>
     </w:p>
     <w:p>
@@ -793,7 +791,7 @@
           <w:b w:val="0"/>
           <w:sz w:val="24"/>
         </w:rPr>
-        <w:t>3. 多媒体流水线与 fixture 策略</w:t>
+        <w:t>3. timeline 与前端交互</w:t>
       </w:r>
     </w:p>
     <w:p>
@@ -807,7 +805,7 @@
           <w:b w:val="0"/>
           <w:sz w:val="24"/>
         </w:rPr>
-        <w:t>4. timeline 与前端交互（字幕、PPT、跳转）</w:t>
+        <w:t>4. ask 与课程隔离</w:t>
       </w:r>
     </w:p>
     <w:p>
@@ -821,21 +819,7 @@
           <w:b w:val="0"/>
           <w:sz w:val="24"/>
         </w:rPr>
-        <w:t>5. ask 接口与课程隔离</w:t>
-      </w:r>
-    </w:p>
-    <w:p>
-      <w:pPr>
-        <w:pStyle w:val="ListBullet"/>
-        <w:spacing w:line="360" w:lineRule="auto"/>
-      </w:pPr>
-      <w:r>
-        <w:rPr>
-          <w:rFonts w:ascii="宋体" w:hAnsi="宋体" w:eastAsia="宋体"/>
-          <w:b w:val="0"/>
-          <w:sz w:val="24"/>
-        </w:rPr>
-        <w:t>6. 部署、配置与复现步骤</w:t>
+        <w:t>5. 部署、配置与复现</w:t>
       </w:r>
     </w:p>
     <w:p>
@@ -901,7 +885,7 @@
           <w:b w:val="0"/>
           <w:sz w:val="24"/>
         </w:rPr>
-        <w:t>契约测试 / schema 对齐</w:t>
+        <w:t>契约测试 / schema</w:t>
       </w:r>
     </w:p>
     <w:p>
@@ -915,7 +899,7 @@
           <w:b w:val="0"/>
           <w:sz w:val="24"/>
         </w:rPr>
-        <w:t>pytest：upload · ask · timeline · jobs · multimedia</w:t>
+        <w:t>pytest 14 passed（2026-08-14）</w:t>
       </w:r>
     </w:p>
     <w:p>
@@ -943,35 +927,7 @@
           <w:b w:val="0"/>
           <w:sz w:val="24"/>
         </w:rPr>
-        <w:t>人工视觉验收 · 有条件通过</w:t>
-      </w:r>
-    </w:p>
-    <w:p>
-      <w:pPr>
-        <w:pStyle w:val="ListBullet"/>
-        <w:spacing w:line="360" w:lineRule="auto"/>
-      </w:pPr>
-      <w:r>
-        <w:rPr>
-          <w:rFonts w:ascii="宋体" w:hAnsi="宋体" w:eastAsia="宋体"/>
-          <w:b w:val="0"/>
-          <w:sz w:val="24"/>
-        </w:rPr>
-        <w:t>fixture ≠ 真 Whisper 上线</w:t>
-      </w:r>
-    </w:p>
-    <w:p>
-      <w:pPr>
-        <w:pStyle w:val="ListBullet"/>
-        <w:spacing w:line="360" w:lineRule="auto"/>
-      </w:pPr>
-      <w:r>
-        <w:rPr>
-          <w:rFonts w:ascii="宋体" w:hAnsi="宋体" w:eastAsia="宋体"/>
-          <w:b w:val="0"/>
-          <w:sz w:val="24"/>
-        </w:rPr>
-        <w:t>course_id 隔离</w:t>
+        <w:t>有条件通过 · fixture ≠ 真 Whisper 上线</w:t>
       </w:r>
     </w:p>
     <w:p>
@@ -998,7 +954,7 @@
           <w:b/>
           <w:sz w:val="28"/>
         </w:rPr>
-        <w:t>3.3 信息补充（可引用数据）</w:t>
+        <w:t>3.3 信息补充</w:t>
       </w:r>
     </w:p>
     <w:p>
@@ -1012,7 +968,7 @@
           <w:b w:val="0"/>
           <w:sz w:val="24"/>
         </w:rPr>
-        <w:t>2026-08-14：pytest 14 passed。</w:t>
+        <w:t>验收报告：docs/ACCEPTANCE_ZHIXUE.md；截图：docs/acceptance-screens/。</w:t>
       </w:r>
     </w:p>
     <w:p>
@@ -1026,63 +982,7 @@
           <w:b w:val="0"/>
           <w:sz w:val="24"/>
         </w:rPr>
-        <w:t>验收结论：有条件通过（见 ACCEPTANCE_ZHIXUE.md）。</w:t>
-      </w:r>
-    </w:p>
-    <w:p>
-      <w:pPr>
-        <w:pStyle w:val="ListBullet"/>
-        <w:spacing w:line="360" w:lineRule="auto"/>
-      </w:pPr>
-      <w:r>
-        <w:rPr>
-          <w:rFonts w:ascii="宋体" w:hAnsi="宋体" w:eastAsia="宋体"/>
-          <w:b w:val="0"/>
-          <w:sz w:val="24"/>
-        </w:rPr>
-        <w:t>截图：docs/acceptance-screens/01-home.png、02-course.png。</w:t>
-      </w:r>
-    </w:p>
-    <w:p>
-      <w:pPr>
-        <w:pStyle w:val="ListBullet"/>
-        <w:spacing w:line="360" w:lineRule="auto"/>
-      </w:pPr>
-      <w:r>
-        <w:rPr>
-          <w:rFonts w:ascii="宋体" w:hAnsi="宋体" w:eastAsia="宋体"/>
-          <w:b w:val="0"/>
-          <w:sz w:val="24"/>
-        </w:rPr>
-        <w:t>冒烟 API 均为 HTTP 200；后端日志无 Traceback/5xx（该次验收）。</w:t>
-      </w:r>
-    </w:p>
-    <w:p>
-      <w:pPr>
-        <w:pStyle w:val="ListBullet"/>
-        <w:spacing w:line="360" w:lineRule="auto"/>
-      </w:pPr>
-      <w:r>
-        <w:rPr>
-          <w:rFonts w:ascii="宋体" w:hAnsi="宋体" w:eastAsia="宋体"/>
-          <w:b w:val="0"/>
-          <w:sz w:val="24"/>
-        </w:rPr>
-        <w:t>轻微失败：首页「课程列表」标题重复；预期失败：模拟视频区、占位 RAG。</w:t>
-      </w:r>
-    </w:p>
-    <w:p>
-      <w:pPr>
-        <w:pStyle w:val="ListBullet"/>
-        <w:spacing w:line="360" w:lineRule="auto"/>
-      </w:pPr>
-      <w:r>
-        <w:rPr>
-          <w:rFonts w:ascii="宋体" w:hAnsi="宋体" w:eastAsia="宋体"/>
-          <w:b w:val="0"/>
-          <w:sz w:val="24"/>
-        </w:rPr>
-        <w:t>无登录/退出：冒烟用「进入课程→提问→回首页」替代。</w:t>
+        <w:t>轻微失败：首页「课程列表」标题重复；预期：模拟视频区、占位 RAG。</w:t>
       </w:r>
     </w:p>
     <w:p>
@@ -1109,7 +1009,7 @@
           <w:b w:val="0"/>
           <w:sz w:val="24"/>
         </w:rPr>
-        <w:t>1. 测试分层：单元契约 / 接口冒烟 / 人工视觉</w:t>
+        <w:t>1. 测试分层</w:t>
       </w:r>
     </w:p>
     <w:p>
@@ -1123,7 +1023,7 @@
           <w:b w:val="0"/>
           <w:sz w:val="24"/>
         </w:rPr>
-        <w:t>2. 多媒体 schema 与 fixture 策略说明</w:t>
+        <w:t>2. fixture 策略</w:t>
       </w:r>
     </w:p>
     <w:p>
@@ -1137,7 +1037,7 @@
           <w:b w:val="0"/>
           <w:sz w:val="24"/>
         </w:rPr>
-        <w:t>3. 验收环境、步骤与结果表</w:t>
+        <w:t>3. 验收结果表</w:t>
       </w:r>
     </w:p>
     <w:p>
@@ -1151,7 +1051,7 @@
           <w:b w:val="0"/>
           <w:sz w:val="24"/>
         </w:rPr>
-        <w:t>4. 缺陷、风险与边界案例</w:t>
+        <w:t>4. 缺陷与边界</w:t>
       </w:r>
     </w:p>
     <w:p>
@@ -1165,7 +1065,7 @@
           <w:b w:val="0"/>
           <w:sz w:val="24"/>
         </w:rPr>
-        <w:t>5. 与下一阶段正式 RAG/真 ASR 的评测计划（可一笔带过）</w:t>
+        <w:t>5. 正式 RAG/ASR 评测计划</w:t>
       </w:r>
     </w:p>
     <w:p>
@@ -1231,7 +1131,7 @@
           <w:b w:val="0"/>
           <w:sz w:val="24"/>
         </w:rPr>
-        <w:t>课堂多模态实时 Agent</w:t>
+        <w:t>课堂多模态实时 Agent · 时间轴驱动</w:t>
       </w:r>
     </w:p>
     <w:p>
@@ -1245,7 +1145,7 @@
           <w:b w:val="0"/>
           <w:sz w:val="24"/>
         </w:rPr>
-        <w:t>时间轴驱动的教与学</w:t>
+        <w:t>契约先行 · fixture 可演示 · Web+小程序</w:t>
       </w:r>
     </w:p>
     <w:p>
@@ -1259,63 +1159,7 @@
           <w:b w:val="0"/>
           <w:sz w:val="24"/>
         </w:rPr>
-        <w:t>契约先行 · fixture 可演示</w:t>
-      </w:r>
-    </w:p>
-    <w:p>
-      <w:pPr>
-        <w:pStyle w:val="ListBullet"/>
-        <w:spacing w:line="360" w:lineRule="auto"/>
-      </w:pPr>
-      <w:r>
-        <w:rPr>
-          <w:rFonts w:ascii="宋体" w:hAnsi="宋体" w:eastAsia="宋体"/>
-          <w:b w:val="0"/>
-          <w:sz w:val="24"/>
-        </w:rPr>
-        <w:t>Web + 小程序双端</w:t>
-      </w:r>
-    </w:p>
-    <w:p>
-      <w:pPr>
-        <w:pStyle w:val="ListBullet"/>
-        <w:spacing w:line="360" w:lineRule="auto"/>
-      </w:pPr>
-      <w:r>
-        <w:rPr>
-          <w:rFonts w:ascii="宋体" w:hAnsi="宋体" w:eastAsia="宋体"/>
-          <w:b w:val="0"/>
-          <w:sz w:val="24"/>
-        </w:rPr>
-        <w:t>pgvector 正式 RAG（展望）</w:t>
-      </w:r>
-    </w:p>
-    <w:p>
-      <w:pPr>
-        <w:pStyle w:val="ListBullet"/>
-        <w:spacing w:line="360" w:lineRule="auto"/>
-      </w:pPr>
-      <w:r>
-        <w:rPr>
-          <w:rFonts w:ascii="宋体" w:hAnsi="宋体" w:eastAsia="宋体"/>
-          <w:b w:val="0"/>
-          <w:sz w:val="24"/>
-        </w:rPr>
-        <w:t>MILE-4 答辩彩排</w:t>
-      </w:r>
-    </w:p>
-    <w:p>
-      <w:pPr>
-        <w:pStyle w:val="ListBullet"/>
-        <w:spacing w:line="360" w:lineRule="auto"/>
-      </w:pPr>
-      <w:r>
-        <w:rPr>
-          <w:rFonts w:ascii="宋体" w:hAnsi="宋体" w:eastAsia="宋体"/>
-          <w:b w:val="0"/>
-          <w:sz w:val="24"/>
-        </w:rPr>
-        <w:t>工程方法可与其他 Agent 项目并列对照（零耦合）</w:t>
+        <w:t>pgvector 正式 RAG · MILE-4 彩排（展望）</w:t>
       </w:r>
     </w:p>
     <w:p>
@@ -1333,7 +1177,8 @@
     </w:p>
     <w:p>
       <w:pPr>
-        <w:spacing w:line="360" w:lineRule="auto" w:after="120"/>
+        <w:pStyle w:val="ListBullet"/>
+        <w:spacing w:line="360" w:lineRule="auto"/>
       </w:pPr>
       <w:r>
         <w:rPr>
@@ -1341,7 +1186,7 @@
           <w:b w:val="0"/>
           <w:sz w:val="24"/>
         </w:rPr>
-        <w:t>已完成（可写进总结）：</w:t>
+        <w:t>已完成：基建、多媒体契约、Course/Job PG、Web 骨架、小程序 P0、有条件验收。</w:t>
       </w:r>
     </w:p>
     <w:p>
@@ -1355,20 +1200,7 @@
           <w:b w:val="0"/>
           <w:sz w:val="24"/>
         </w:rPr>
-        <w:t>基建与 API 骨架、多媒体契约与 fixture、Course/Job PG、Web 真 API 骨架、小程序 P0、有条件验收通过。</w:t>
-      </w:r>
-    </w:p>
-    <w:p>
-      <w:pPr>
-        <w:spacing w:line="360" w:lineRule="auto" w:after="120"/>
-      </w:pPr>
-      <w:r>
-        <w:rPr>
-          <w:rFonts w:ascii="宋体" w:hAnsi="宋体" w:eastAsia="宋体"/>
-          <w:b w:val="0"/>
-          <w:sz w:val="24"/>
-        </w:rPr>
-        <w:t>创新点表述建议：</w:t>
+        <w:t>不足：正式 RAG/生产 ASR 未默认交付；#6/#7 未关；无账号体系。</w:t>
       </w:r>
     </w:p>
     <w:p>
@@ -1382,7 +1214,20 @@
           <w:b w:val="0"/>
           <w:sz w:val="24"/>
         </w:rPr>
-        <w:t>把 ASR/OCR/时间轴/问答落成可分工、可测试、可演示的垂直切片工程，而不是单次脚本。</w:t>
+        <w:t>下一步：对齐 docs/ROADMAP.md。</w:t>
+      </w:r>
+    </w:p>
+    <w:p>
+      <w:pPr>
+        <w:pStyle w:val="Heading2"/>
+      </w:pPr>
+      <w:r>
+        <w:rPr>
+          <w:rFonts w:ascii="黑体" w:hAnsi="黑体" w:eastAsia="黑体"/>
+          <w:b/>
+          <w:sz w:val="28"/>
+        </w:rPr>
+        <w:t>4.4 禁止表述</w:t>
       </w:r>
     </w:p>
     <w:p>
@@ -1396,116 +1241,7 @@
           <w:b w:val="0"/>
           <w:sz w:val="24"/>
         </w:rPr>
-        <w:t>用 fixture 分离「联调可用性」与「重模型依赖」，降低五人协作摩擦。</w:t>
-      </w:r>
-    </w:p>
-    <w:p>
-      <w:pPr>
-        <w:spacing w:line="360" w:lineRule="auto" w:after="120"/>
-      </w:pPr>
-      <w:r>
-        <w:rPr>
-          <w:rFonts w:ascii="宋体" w:hAnsi="宋体" w:eastAsia="宋体"/>
-          <w:b w:val="0"/>
-          <w:sz w:val="24"/>
-        </w:rPr>
-        <w:t>不足：</w:t>
-      </w:r>
-    </w:p>
-    <w:p>
-      <w:pPr>
-        <w:pStyle w:val="ListBullet"/>
-        <w:spacing w:line="360" w:lineRule="auto"/>
-      </w:pPr>
-      <w:r>
-        <w:rPr>
-          <w:rFonts w:ascii="宋体" w:hAnsi="宋体" w:eastAsia="宋体"/>
-          <w:b w:val="0"/>
-          <w:sz w:val="24"/>
-        </w:rPr>
-        <w:t>正式向量 RAG 与生产 ASR 未默认交付；Issue #6/#7 未关闭；PR #13 待审；无账号体系；UI 仍有小瑕疵。</w:t>
-      </w:r>
-    </w:p>
-    <w:p>
-      <w:pPr>
-        <w:spacing w:line="360" w:lineRule="auto" w:after="120"/>
-      </w:pPr>
-      <w:r>
-        <w:rPr>
-          <w:rFonts w:ascii="宋体" w:hAnsi="宋体" w:eastAsia="宋体"/>
-          <w:b w:val="0"/>
-          <w:sz w:val="24"/>
-        </w:rPr>
-        <w:t>下一步（对齐 ROADMAP）：</w:t>
-      </w:r>
-    </w:p>
-    <w:p>
-      <w:pPr>
-        <w:pStyle w:val="ListBullet"/>
-        <w:spacing w:line="360" w:lineRule="auto"/>
-      </w:pPr>
-      <w:r>
-        <w:rPr>
-          <w:rFonts w:ascii="宋体" w:hAnsi="宋体" w:eastAsia="宋体"/>
-          <w:b w:val="0"/>
-          <w:sz w:val="24"/>
-        </w:rPr>
-        <w:t>P0：关或重写 #6/#7；审 PR #13。</w:t>
-      </w:r>
-    </w:p>
-    <w:p>
-      <w:pPr>
-        <w:pStyle w:val="ListBullet"/>
-        <w:spacing w:line="360" w:lineRule="auto"/>
-      </w:pPr>
-      <w:r>
-        <w:rPr>
-          <w:rFonts w:ascii="宋体" w:hAnsi="宋体" w:eastAsia="宋体"/>
-          <w:b w:val="0"/>
-          <w:sz w:val="24"/>
-        </w:rPr>
-        <w:t>P1：pgvector RAG；MILE-4 五分钟彩排。</w:t>
-      </w:r>
-    </w:p>
-    <w:p>
-      <w:pPr>
-        <w:pStyle w:val="ListBullet"/>
-        <w:spacing w:line="360" w:lineRule="auto"/>
-      </w:pPr>
-      <w:r>
-        <w:rPr>
-          <w:rFonts w:ascii="宋体" w:hAnsi="宋体" w:eastAsia="宋体"/>
-          <w:b w:val="0"/>
-          <w:sz w:val="24"/>
-        </w:rPr>
-        <w:t>P2：真 WhisperX 本机验证；可选上传 MIME 白名单。</w:t>
-      </w:r>
-    </w:p>
-    <w:p>
-      <w:pPr>
-        <w:pStyle w:val="Heading2"/>
-      </w:pPr>
-      <w:r>
-        <w:rPr>
-          <w:rFonts w:ascii="黑体" w:hAnsi="黑体" w:eastAsia="黑体"/>
-          <w:b/>
-          <w:sz w:val="28"/>
-        </w:rPr>
-        <w:t>4.4 禁止表述（答辩红线）</w:t>
-      </w:r>
-    </w:p>
-    <w:p>
-      <w:pPr>
-        <w:pStyle w:val="ListBullet"/>
-        <w:spacing w:line="360" w:lineRule="auto"/>
-      </w:pPr>
-      <w:r>
-        <w:rPr>
-          <w:rFonts w:ascii="宋体" w:hAnsi="宋体" w:eastAsia="宋体"/>
-          <w:b w:val="0"/>
-          <w:sz w:val="24"/>
-        </w:rPr>
-        <w:t>「已具备完整账号登录与权限体系」。</w:t>
+        <w:t>「已具备完整账号登录」。</w:t>
       </w:r>
     </w:p>
     <w:p>
@@ -1533,7 +1269,7 @@
           <w:b w:val="0"/>
           <w:sz w:val="24"/>
         </w:rPr>
-        <w:t>「与 ICU 风险/床位系统已打通」。</w:t>
+        <w:t>「与 ICU 风险/床位已打通」。</w:t>
       </w:r>
     </w:p>
     <w:p>
@@ -1546,7 +1282,7 @@
           <w:b/>
           <w:sz w:val="32"/>
         </w:rPr>
-        <w:t>附录 · 文档与仓库索引</w:t>
+        <w:t>附录 · 文档索引</w:t>
       </w:r>
     </w:p>
     <w:p>
@@ -1574,21 +1310,7 @@
           <w:b w:val="0"/>
           <w:sz w:val="24"/>
         </w:rPr>
-        <w:t>进度：docs/PROGRESS.md · 路线：docs/ROADMAP.md · 变更：docs/CHANGELOG.md</w:t>
-      </w:r>
-    </w:p>
-    <w:p>
-      <w:pPr>
-        <w:pStyle w:val="ListBullet"/>
-        <w:spacing w:line="360" w:lineRule="auto"/>
-      </w:pPr>
-      <w:r>
-        <w:rPr>
-          <w:rFonts w:ascii="宋体" w:hAnsi="宋体" w:eastAsia="宋体"/>
-          <w:b w:val="0"/>
-          <w:sz w:val="24"/>
-        </w:rPr>
-        <w:t>验收：docs/ACCEPTANCE_ZHIXUE.md · 本仓结项框架：docs/REPORT_OUTLINE.md</w:t>
+        <w:t>PROGRESS / ROADMAP / CHANGELOG / ACCEPTANCE_ZHIXUE / report-figures/</w:t>
       </w:r>
     </w:p>
     <w:sectPr>
